--- a/src/assets/iess/inicio-cancelacion/inicio-cancelacion-individual-juridica.docx
+++ b/src/assets/iess/inicio-cancelacion/inicio-cancelacion-individual-juridica.docx
@@ -30,19 +30,672 @@
           <w:bCs/>
           <w:color w:val="0070C0"/>
         </w:rPr>
+        <w:t>{fechaProvidencia}</w:t>
+      </w:r>
+      <w:r>
+        <w:rPr>
+          <w:rFonts w:ascii="Times New Roman" w:hAnsi="Times New Roman"/>
+        </w:rPr>
+        <w:t xml:space="preserve">, siendo las </w:t>
+      </w:r>
+      <w:r>
+        <w:rPr>
+          <w:rFonts w:ascii="Times New Roman" w:hAnsi="Times New Roman"/>
+          <w:b/>
+          <w:bCs/>
+          <w:color w:val="0070C0"/>
+        </w:rPr>
+        <w:t>{horaProvidencia}</w:t>
+      </w:r>
+      <w:r>
+        <w:rPr>
+          <w:rFonts w:ascii="Times New Roman" w:hAnsi="Times New Roman"/>
+        </w:rPr>
+        <w:t xml:space="preserve">. - </w:t>
+      </w:r>
+      <w:r>
+        <w:rPr>
+          <w:rFonts w:ascii="Times New Roman" w:hAnsi="Times New Roman"/>
+          <w:b/>
+        </w:rPr>
+        <w:t xml:space="preserve">VISTOS: </w:t>
+      </w:r>
+      <w:r>
+        <w:rPr>
+          <w:rFonts w:ascii="Times New Roman" w:hAnsi="Times New Roman"/>
+          <w:b/>
+          <w:bCs/>
+        </w:rPr>
+        <w:t>Ing. Benítez Estrella Christian Sebastián</w:t>
+      </w:r>
+      <w:r>
+        <w:rPr>
+          <w:rFonts w:ascii="Times New Roman" w:hAnsi="Times New Roman"/>
+        </w:rPr>
+        <w:t>, en mi calidad de Director Provincial de Pichincha Encargad</w:t>
+      </w:r>
+      <w:r>
+        <w:rPr>
+          <w:rFonts w:ascii="Times New Roman" w:hAnsi="Times New Roman"/>
+        </w:rPr>
+        <w:t>o</w:t>
+      </w:r>
+      <w:r>
+        <w:rPr>
+          <w:rFonts w:ascii="Times New Roman" w:hAnsi="Times New Roman"/>
+        </w:rPr>
+        <w:t xml:space="preserve"> y Ejecutor de Coactiva de la Dirección Provincial de Pichincha del Instituto Ecuatoriano de Seguridad Social, designado mediante Acción de Personal Nro. </w:t>
+      </w:r>
+      <w:r>
+        <w:rPr>
+          <w:rFonts w:ascii="Times New Roman" w:hAnsi="Times New Roman"/>
+          <w:b/>
+          <w:bCs/>
+        </w:rPr>
+        <w:t>SDNGTH-2025-2253-NJS</w:t>
+      </w:r>
+      <w:r>
+        <w:rPr>
+          <w:rFonts w:ascii="Times New Roman" w:hAnsi="Times New Roman"/>
+        </w:rPr>
+        <w:t xml:space="preserve"> de </w:t>
+      </w:r>
+      <w:r>
+        <w:rPr>
+          <w:rFonts w:ascii="Times New Roman" w:hAnsi="Times New Roman"/>
+          <w:b/>
+          <w:bCs/>
+        </w:rPr>
+        <w:t>10 de diciembre de 2025</w:t>
+      </w:r>
+      <w:r>
+        <w:rPr>
+          <w:rFonts w:ascii="Times New Roman" w:hAnsi="Times New Roman"/>
+        </w:rPr>
+        <w:t xml:space="preserve">, que rige a partir del </w:t>
+      </w:r>
+      <w:r>
+        <w:rPr>
+          <w:rFonts w:ascii="Times New Roman" w:hAnsi="Times New Roman"/>
+          <w:b/>
+          <w:bCs/>
+        </w:rPr>
+        <w:t>11 de diciembre de 2025</w:t>
+      </w:r>
+      <w:r>
+        <w:rPr>
+          <w:rFonts w:ascii="Times New Roman" w:hAnsi="Times New Roman"/>
+        </w:rPr>
+        <w:t xml:space="preserve">; y en virtud de lo dispuesto en los artículos 38, literal a) y 288 de la Ley de Seguridad Social, </w:t>
+      </w:r>
+      <w:r>
+        <w:rPr>
+          <w:rFonts w:ascii="Times New Roman" w:hAnsi="Times New Roman"/>
+          <w:b/>
+        </w:rPr>
+        <w:t xml:space="preserve">AVOCO </w:t>
+      </w:r>
+      <w:r>
+        <w:rPr>
+          <w:rFonts w:ascii="Times New Roman" w:hAnsi="Times New Roman"/>
+        </w:rPr>
+        <w:t xml:space="preserve">conocimiento del procedimiento coactivo Nro. </w:t>
+      </w:r>
+      <w:r>
+        <w:rPr>
+          <w:rFonts w:ascii="Times New Roman" w:hAnsi="Times New Roman"/>
+          <w:b/>
+          <w:bCs/>
+          <w:color w:val="0070C0"/>
+        </w:rPr>
+        <w:t>{nroProcedimientoCoactivo}</w:t>
+      </w:r>
+      <w:r>
+        <w:rPr>
+          <w:rFonts w:ascii="Times New Roman" w:hAnsi="Times New Roman"/>
+        </w:rPr>
+        <w:t xml:space="preserve">, instaurado en contra de </w:t>
+      </w:r>
+      <w:r>
+        <w:rPr>
+          <w:rFonts w:ascii="Times New Roman" w:hAnsi="Times New Roman"/>
+          <w:b/>
+          <w:color w:val="0070C0"/>
+        </w:rPr>
+        <w:t>{razonSocial}</w:t>
+      </w:r>
+      <w:r>
+        <w:rPr>
+          <w:rFonts w:ascii="Times New Roman" w:hAnsi="Times New Roman"/>
+        </w:rPr>
+        <w:t xml:space="preserve"> con RUC Nro. </w:t>
+      </w:r>
+      <w:r>
+        <w:rPr>
+          <w:rFonts w:ascii="Times New Roman" w:hAnsi="Times New Roman"/>
+          <w:b/>
+          <w:bCs/>
+          <w:color w:val="0070C0"/>
+        </w:rPr>
+        <w:t>{ruc}</w:t>
+      </w:r>
+      <w:r>
+        <w:rPr>
+          <w:rFonts w:ascii="Times New Roman" w:hAnsi="Times New Roman"/>
+        </w:rPr>
+        <w:t xml:space="preserve"> representado legalmente por </w:t>
+      </w:r>
+      <w:r>
+        <w:rPr>
+          <w:rFonts w:ascii="Times New Roman" w:hAnsi="Times New Roman"/>
+          <w:b/>
+          <w:bCs/>
+          <w:color w:val="0070C0"/>
+        </w:rPr>
+        <w:t>{representanteLegal}</w:t>
+      </w:r>
+      <w:r>
+        <w:rPr>
+          <w:rFonts w:ascii="Times New Roman" w:hAnsi="Times New Roman"/>
+        </w:rPr>
+        <w:t xml:space="preserve"> con cédula de ciudadanía Nro. </w:t>
+      </w:r>
+      <w:r>
+        <w:rPr>
+          <w:rFonts w:ascii="Times New Roman" w:hAnsi="Times New Roman"/>
+          <w:b/>
+          <w:bCs/>
+          <w:color w:val="0070C0"/>
+        </w:rPr>
+        <w:t>{cedula}</w:t>
+      </w:r>
+      <w:r>
+        <w:rPr>
+          <w:rFonts w:ascii="Times New Roman" w:hAnsi="Times New Roman"/>
+        </w:rPr>
+        <w:t xml:space="preserve">.- De la documentación que se agrega al expediente, esta Autoridad </w:t>
+      </w:r>
+      <w:r>
+        <w:rPr>
+          <w:rFonts w:ascii="Times New Roman" w:hAnsi="Times New Roman"/>
+          <w:b/>
+        </w:rPr>
+        <w:t xml:space="preserve">CONSIDERA: </w:t>
+      </w:r>
+      <w:r>
+        <w:rPr>
+          <w:rFonts w:ascii="Times New Roman" w:hAnsi="Times New Roman"/>
+        </w:rPr>
+        <w:t xml:space="preserve">1) Que la glosa, base del título objeto del presente procedimiento coactivo, ha sido oportuna y legalmente notificada a la parte coactivada, otorgando el derecho a impugnarla o, en su defecto, a pagar voluntariamente la obligación dineraria. 2) Ante la falta de pago, se emitió el pertinente título de crédito que contiene la orden de cobro de obligaciones determinadas y actualmente exigibles. 3) Con fundamento en los antecedentes señalados y facultado en lo establecido en los artículos 38, literal a), 75, 287 y 288 de la Ley de Seguridad Social; artículos 267, 279 y 281 del Código Orgánico Administrativo y artículo 183 de la Resolución C.D. 625 emitido por el Consejo Directivo del Instituto Ecuatoriano de Seguridad Social que contiene el "Reglamento de Aseguramiento, Recaudación y Gestión de Cartera del Instituto Ecuatoriano de Seguridad Social", esta Autoridad, </w:t>
+      </w:r>
+      <w:r>
+        <w:rPr>
+          <w:rFonts w:ascii="Times New Roman" w:hAnsi="Times New Roman"/>
+          <w:b/>
+        </w:rPr>
+        <w:t>DISPONE: PRIMERO</w:t>
+      </w:r>
+      <w:r>
+        <w:rPr>
+          <w:rFonts w:ascii="Times New Roman" w:hAnsi="Times New Roman"/>
+        </w:rPr>
+        <w:t xml:space="preserve">.- DICTAR la </w:t>
+      </w:r>
+      <w:r>
+        <w:rPr>
+          <w:rFonts w:ascii="Times New Roman" w:hAnsi="Times New Roman"/>
+          <w:b/>
+        </w:rPr>
+        <w:t xml:space="preserve">ORDEN DE PAGO INMEDIATO </w:t>
+      </w:r>
+      <w:r>
+        <w:rPr>
+          <w:rFonts w:ascii="Times New Roman" w:hAnsi="Times New Roman"/>
+        </w:rPr>
+        <w:t xml:space="preserve">y dar </w:t>
+      </w:r>
+      <w:r>
+        <w:rPr>
+          <w:rFonts w:ascii="Times New Roman" w:hAnsi="Times New Roman"/>
+          <w:b/>
+        </w:rPr>
+        <w:t xml:space="preserve">INICIO </w:t>
+      </w:r>
+      <w:r>
+        <w:rPr>
+          <w:rFonts w:ascii="Times New Roman" w:hAnsi="Times New Roman"/>
+        </w:rPr>
+        <w:t xml:space="preserve">al presente procedimiento coactivo en contra de </w:t>
+      </w:r>
+      <w:r>
+        <w:rPr>
+          <w:rFonts w:ascii="Times New Roman" w:hAnsi="Times New Roman"/>
+          <w:b/>
+          <w:bCs/>
+          <w:color w:val="0070C0"/>
+        </w:rPr>
+        <w:t>{razonSocial}</w:t>
+      </w:r>
+      <w:r>
+        <w:rPr>
+          <w:rFonts w:ascii="Times New Roman" w:hAnsi="Times New Roman"/>
+        </w:rPr>
+        <w:t xml:space="preserve"> con RUC Nro. </w:t>
+      </w:r>
+      <w:r>
+        <w:rPr>
+          <w:rFonts w:ascii="Times New Roman" w:hAnsi="Times New Roman"/>
+          <w:b/>
+          <w:bCs/>
+          <w:color w:val="0070C0"/>
+        </w:rPr>
+        <w:t>{ruc}</w:t>
+      </w:r>
+      <w:r>
+        <w:rPr>
+          <w:rFonts w:ascii="Times New Roman" w:hAnsi="Times New Roman"/>
+        </w:rPr>
+        <w:t xml:space="preserve"> representado legalmente por </w:t>
+      </w:r>
+      <w:r>
+        <w:rPr>
+          <w:rFonts w:ascii="Times New Roman" w:hAnsi="Times New Roman"/>
+          <w:b/>
+          <w:bCs/>
+          <w:color w:val="0070C0"/>
+        </w:rPr>
+        <w:t>{representanteLegal}</w:t>
+      </w:r>
+      <w:r>
+        <w:rPr>
+          <w:rFonts w:ascii="Times New Roman" w:hAnsi="Times New Roman"/>
+        </w:rPr>
+        <w:t xml:space="preserve"> con cédula de ciudadanía Nro. </w:t>
+      </w:r>
+      <w:r>
+        <w:rPr>
+          <w:rFonts w:ascii="Times New Roman" w:hAnsi="Times New Roman"/>
+          <w:b/>
+          <w:bCs/>
+          <w:color w:val="0070C0"/>
+        </w:rPr>
+        <w:t>{cedula}</w:t>
+      </w:r>
+      <w:r>
+        <w:rPr>
+          <w:rFonts w:ascii="Times New Roman" w:hAnsi="Times New Roman"/>
+        </w:rPr>
+        <w:t xml:space="preserve">, quien en calidad de coactivado adeuda al IESS la suma de </w:t>
+      </w:r>
+      <w:r>
+        <w:rPr>
+          <w:rFonts w:ascii="Times New Roman" w:hAnsi="Times New Roman"/>
+          <w:b/>
+          <w:bCs/>
+          <w:color w:val="0070C0"/>
+        </w:rPr>
+        <w:t>{valorLetrasCapital}</w:t>
+      </w:r>
+      <w:r>
+        <w:rPr>
+          <w:rFonts w:ascii="Times New Roman" w:hAnsi="Times New Roman"/>
+          <w:b/>
+          <w:bCs/>
+        </w:rPr>
+        <w:t xml:space="preserve"> (USD </w:t>
+      </w:r>
+      <w:r>
+        <w:rPr>
+          <w:rFonts w:ascii="Times New Roman" w:hAnsi="Times New Roman"/>
+          <w:b/>
+          <w:bCs/>
+          <w:color w:val="0070C0"/>
+        </w:rPr>
+        <w:t>{capital}</w:t>
+      </w:r>
+      <w:r>
+        <w:rPr>
+          <w:rFonts w:ascii="Times New Roman" w:hAnsi="Times New Roman"/>
+          <w:b/>
+          <w:bCs/>
+        </w:rPr>
+        <w:t>)</w:t>
+      </w:r>
+      <w:r>
+        <w:rPr>
+          <w:rFonts w:ascii="Times New Roman" w:hAnsi="Times New Roman"/>
+        </w:rPr>
+        <w:t xml:space="preserve">, más los intereses, multas, costas y honorarios profesionales, que se calcularán a la fecha de pago. </w:t>
+      </w:r>
+      <w:r>
+        <w:rPr>
+          <w:rFonts w:ascii="Times New Roman" w:hAnsi="Times New Roman"/>
+          <w:b/>
+        </w:rPr>
+        <w:t>SEGUNDO</w:t>
+      </w:r>
+      <w:r>
+        <w:rPr>
+          <w:rFonts w:ascii="Times New Roman" w:hAnsi="Times New Roman"/>
+        </w:rPr>
+        <w:t xml:space="preserve">. - De las acciones prejudiciales realizadas se ha obtenido la cancelación del Título de Crédito No. </w:t>
+      </w:r>
+      <w:r>
+        <w:rPr>
+          <w:rFonts w:ascii="Times New Roman" w:hAnsi="Times New Roman"/>
+          <w:b/>
+          <w:bCs/>
+          <w:color w:val="0070C0"/>
+        </w:rPr>
+        <w:t>{numeroTC}</w:t>
+      </w:r>
+      <w:r>
+        <w:rPr>
+          <w:rFonts w:ascii="Times New Roman" w:hAnsi="Times New Roman"/>
+        </w:rPr>
+        <w:t xml:space="preserve">, mediante comprobante No. </w:t>
+      </w:r>
+      <w:r>
+        <w:rPr>
+          <w:rFonts w:ascii="Times New Roman" w:hAnsi="Times New Roman"/>
+          <w:b/>
+          <w:bCs/>
+          <w:color w:val="0070C0"/>
+        </w:rPr>
+        <w:t>{comprobante}</w:t>
+      </w:r>
+      <w:r>
+        <w:rPr>
+          <w:rFonts w:ascii="Times New Roman" w:hAnsi="Times New Roman"/>
+        </w:rPr>
+        <w:t xml:space="preserve"> en fecha </w:t>
+      </w:r>
+      <w:r>
+        <w:rPr>
+          <w:rFonts w:ascii="Times New Roman" w:hAnsi="Times New Roman"/>
+          <w:b/>
+          <w:bCs/>
+          <w:color w:val="0070C0"/>
+        </w:rPr>
+        <w:t>{fechaCancelacion}</w:t>
+      </w:r>
+      <w:r>
+        <w:rPr>
+          <w:rFonts w:ascii="Times New Roman" w:hAnsi="Times New Roman"/>
+        </w:rPr>
+        <w:t xml:space="preserve"> por el valor de </w:t>
+      </w:r>
+      <w:r>
+        <w:rPr>
+          <w:rFonts w:ascii="Times New Roman" w:hAnsi="Times New Roman"/>
+          <w:b/>
+          <w:bCs/>
+          <w:color w:val="0070C0"/>
+        </w:rPr>
+        <w:t>{valorLetrasCancelacion}</w:t>
+      </w:r>
+      <w:r>
+        <w:rPr>
+          <w:rFonts w:ascii="Times New Roman" w:hAnsi="Times New Roman"/>
+        </w:rPr>
+        <w:t xml:space="preserve"> </w:t>
+      </w:r>
+      <w:r>
+        <w:rPr>
+          <w:rFonts w:ascii="Times New Roman" w:hAnsi="Times New Roman"/>
+          <w:b/>
+          <w:bCs/>
+        </w:rPr>
+        <w:t xml:space="preserve">(USD$ </w:t>
+      </w:r>
+      <w:r>
+        <w:rPr>
+          <w:rFonts w:ascii="Times New Roman" w:hAnsi="Times New Roman"/>
+          <w:b/>
+          <w:bCs/>
+          <w:color w:val="0070C0"/>
+        </w:rPr>
+        <w:t>{cancelacion}</w:t>
+      </w:r>
+      <w:r>
+        <w:rPr>
+          <w:rFonts w:ascii="Times New Roman" w:hAnsi="Times New Roman"/>
+          <w:b/>
+          <w:bCs/>
+        </w:rPr>
+        <w:t>)</w:t>
+      </w:r>
+      <w:r>
+        <w:rPr>
+          <w:rFonts w:ascii="Times New Roman" w:hAnsi="Times New Roman"/>
+        </w:rPr>
+        <w:t xml:space="preserve"> conforme se desprende de la liquidación de título de crédito que se agrega al presente procedimiento coactivo. </w:t>
+      </w:r>
+      <w:r>
+        <w:rPr>
+          <w:rFonts w:ascii="Times New Roman" w:hAnsi="Times New Roman"/>
+          <w:b/>
+        </w:rPr>
+        <w:t>TERCERO</w:t>
+      </w:r>
+      <w:r>
+        <w:rPr>
+          <w:rFonts w:ascii="Times New Roman" w:hAnsi="Times New Roman"/>
+        </w:rPr>
+        <w:t xml:space="preserve">. - Toda vez que se ha </w:t>
+      </w:r>
+      <w:r>
+        <w:rPr>
+          <w:rFonts w:ascii="Times New Roman" w:hAnsi="Times New Roman"/>
+          <w:b/>
+        </w:rPr>
+        <w:t xml:space="preserve">PAGADO </w:t>
+      </w:r>
+      <w:r>
+        <w:rPr>
+          <w:rFonts w:ascii="Times New Roman" w:hAnsi="Times New Roman"/>
+        </w:rPr>
+        <w:t xml:space="preserve">la totalidad del Título de Crédito materia del procedimiento coactivo que se ha iniciado, más los intereses, multas, costas y honorarios profesionales, de conformidad a lo dispuesto en el artículo 1583, numeral 2, del Código Civil, se </w:t>
+      </w:r>
+      <w:r>
+        <w:rPr>
+          <w:rFonts w:ascii="Times New Roman" w:hAnsi="Times New Roman"/>
+          <w:b/>
+        </w:rPr>
+        <w:t xml:space="preserve">DECLARA extinguida la obligación </w:t>
+      </w:r>
+      <w:r>
+        <w:rPr>
+          <w:rFonts w:ascii="Times New Roman" w:hAnsi="Times New Roman"/>
+        </w:rPr>
+        <w:t xml:space="preserve">contenida en el título de crédito antes referido. </w:t>
+      </w:r>
+      <w:r>
+        <w:rPr>
+          <w:rFonts w:ascii="Times New Roman" w:hAnsi="Times New Roman"/>
+          <w:b/>
+        </w:rPr>
+        <w:t>CUARTO</w:t>
+      </w:r>
+      <w:r>
+        <w:rPr>
+          <w:rFonts w:ascii="Times New Roman" w:hAnsi="Times New Roman"/>
+        </w:rPr>
+        <w:t xml:space="preserve">. - </w:t>
+      </w:r>
+      <w:r>
+        <w:rPr>
+          <w:rFonts w:ascii="Times New Roman" w:hAnsi="Times New Roman"/>
+          <w:b/>
+        </w:rPr>
+        <w:t xml:space="preserve">VERIFICAR </w:t>
+      </w:r>
+      <w:r>
+        <w:rPr>
+          <w:rFonts w:ascii="Times New Roman" w:hAnsi="Times New Roman"/>
+        </w:rPr>
+        <w:t xml:space="preserve">la pertinencia del pago de honorarios profesionales, una vez que </w:t>
+      </w:r>
+      <w:r>
+        <w:rPr>
+          <w:rFonts w:ascii="Times New Roman" w:hAnsi="Times New Roman"/>
+          <w:b/>
+          <w:bCs/>
+          <w:color w:val="0070C0"/>
+        </w:rPr>
+        <w:t xml:space="preserve">{pronombre} </w:t>
+      </w:r>
+      <w:r>
+        <w:rPr>
+          <w:rFonts w:ascii="Times New Roman" w:hAnsi="Times New Roman"/>
+          <w:b/>
+          <w:bCs/>
+          <w:color w:val="0070C0"/>
+        </w:rPr>
+        <w:t>s</w:t>
+      </w:r>
+      <w:r>
+        <w:rPr>
+          <w:rFonts w:ascii="Times New Roman" w:hAnsi="Times New Roman"/>
+          <w:b/>
+          <w:bCs/>
+          <w:color w:val="0070C0"/>
+        </w:rPr>
+        <w:t xml:space="preserve">ecretari{genero} </w:t>
+      </w:r>
+      <w:r>
+        <w:rPr>
+          <w:rFonts w:ascii="Times New Roman" w:hAnsi="Times New Roman"/>
+          <w:b/>
+          <w:bCs/>
+          <w:color w:val="0070C0"/>
+        </w:rPr>
+        <w:t>a</w:t>
+      </w:r>
+      <w:r>
+        <w:rPr>
+          <w:rFonts w:ascii="Times New Roman" w:hAnsi="Times New Roman"/>
+          <w:b/>
+          <w:bCs/>
+          <w:color w:val="0070C0"/>
+        </w:rPr>
+        <w:t>bogad{genero}</w:t>
+      </w:r>
+      <w:r>
+        <w:rPr>
+          <w:rFonts w:ascii="Times New Roman" w:hAnsi="Times New Roman"/>
+        </w:rPr>
+        <w:t xml:space="preserve"> </w:t>
+      </w:r>
+      <w:r>
+        <w:rPr>
+          <w:rFonts w:ascii="Times New Roman" w:hAnsi="Times New Roman"/>
+        </w:rPr>
+        <w:t>extern{genero}</w:t>
+      </w:r>
+      <w:r>
+        <w:rPr>
+          <w:rFonts w:ascii="Times New Roman" w:hAnsi="Times New Roman"/>
+        </w:rPr>
+        <w:t xml:space="preserve"> lo solicite, conforme la normativa vigente a la fecha de </w:t>
+      </w:r>
+      <w:r>
+        <w:rPr>
+          <w:rFonts w:ascii="Times New Roman" w:hAnsi="Times New Roman"/>
+        </w:rPr>
+        <w:t>cancelación. -</w:t>
+      </w:r>
+      <w:r>
+        <w:rPr>
+          <w:rFonts w:ascii="Times New Roman" w:hAnsi="Times New Roman"/>
+        </w:rPr>
+        <w:t xml:space="preserve"> </w:t>
+      </w:r>
+      <w:r>
+        <w:rPr>
+          <w:rFonts w:ascii="Times New Roman" w:hAnsi="Times New Roman"/>
+          <w:b/>
+        </w:rPr>
+        <w:t>QUINTO</w:t>
+      </w:r>
+      <w:r>
+        <w:rPr>
+          <w:rFonts w:ascii="Times New Roman" w:hAnsi="Times New Roman"/>
+        </w:rPr>
+        <w:t xml:space="preserve">. - </w:t>
+      </w:r>
+      <w:r>
+        <w:rPr>
+          <w:rFonts w:ascii="Times New Roman" w:hAnsi="Times New Roman"/>
+          <w:b/>
+        </w:rPr>
+        <w:t xml:space="preserve">ORDENAR </w:t>
+      </w:r>
+      <w:r>
+        <w:rPr>
+          <w:rFonts w:ascii="Times New Roman" w:hAnsi="Times New Roman"/>
+        </w:rPr>
+        <w:t xml:space="preserve">el archivo del procedimiento coactivo. - Actúe como </w:t>
+      </w:r>
+      <w:bookmarkStart w:id="0" w:name="_Hlk214867624"/>
+      <w:r>
+        <w:rPr>
+          <w:rFonts w:ascii="Times New Roman" w:hAnsi="Times New Roman"/>
+        </w:rPr>
+        <w:t>s</w:t>
+      </w:r>
+      <w:r>
+        <w:rPr>
+          <w:rFonts w:ascii="Times New Roman" w:hAnsi="Times New Roman"/>
+        </w:rPr>
+        <w:t xml:space="preserve">ecretari{genero} </w:t>
+      </w:r>
+      <w:r>
+        <w:rPr>
+          <w:rFonts w:ascii="Times New Roman" w:hAnsi="Times New Roman"/>
+        </w:rPr>
+        <w:t>a</w:t>
+      </w:r>
+      <w:r>
+        <w:rPr>
+          <w:rFonts w:ascii="Times New Roman" w:hAnsi="Times New Roman"/>
+        </w:rPr>
+        <w:t xml:space="preserve">bogad{genero} </w:t>
+      </w:r>
+      <w:r>
+        <w:rPr>
+          <w:rFonts w:ascii="Times New Roman" w:hAnsi="Times New Roman"/>
+          <w:b/>
+          <w:bCs/>
+          <w:color w:val="0070C0"/>
+        </w:rPr>
+        <w:t>{pronombre}</w:t>
+      </w:r>
+      <w:r>
+        <w:rPr>
+          <w:rFonts w:ascii="Times New Roman" w:hAnsi="Times New Roman"/>
+          <w:color w:val="0070C0"/>
+        </w:rPr>
+        <w:t xml:space="preserve"> </w:t>
+      </w:r>
+      <w:r>
+        <w:rPr>
+          <w:rFonts w:ascii="Times New Roman" w:hAnsi="Times New Roman"/>
+          <w:b/>
+          <w:bCs/>
+          <w:color w:val="0070C0"/>
+        </w:rPr>
         <w:t>{</w:t>
       </w:r>
-      <w:proofErr w:type="spellStart"/>
-      <w:r>
-        <w:rPr>
-          <w:rFonts w:ascii="Times New Roman" w:hAnsi="Times New Roman"/>
-          <w:b/>
-          <w:bCs/>
-          <w:color w:val="0070C0"/>
-        </w:rPr>
-        <w:t>fechaProvidencia</w:t>
-      </w:r>
-      <w:proofErr w:type="spellEnd"/>
+      <w:r>
+        <w:rPr>
+          <w:rFonts w:ascii="Times New Roman" w:hAnsi="Times New Roman"/>
+          <w:b/>
+          <w:bCs/>
+          <w:color w:val="0070C0"/>
+        </w:rPr>
+        <w:t>abogadoNombreMinusculas</w:t>
+      </w:r>
       <w:r>
         <w:rPr>
           <w:rFonts w:ascii="Times New Roman" w:hAnsi="Times New Roman"/>
@@ -52,905 +705,56 @@
         </w:rPr>
         <w:t>}</w:t>
       </w:r>
-      <w:r>
-        <w:rPr>
-          <w:rFonts w:ascii="Times New Roman" w:hAnsi="Times New Roman"/>
-        </w:rPr>
-        <w:t xml:space="preserve">, siendo las </w:t>
-      </w:r>
-      <w:r>
-        <w:rPr>
-          <w:rFonts w:ascii="Times New Roman" w:hAnsi="Times New Roman"/>
-          <w:b/>
-          <w:bCs/>
-          <w:color w:val="0070C0"/>
-        </w:rPr>
-        <w:t>{</w:t>
-      </w:r>
-      <w:proofErr w:type="spellStart"/>
-      <w:r>
-        <w:rPr>
-          <w:rFonts w:ascii="Times New Roman" w:hAnsi="Times New Roman"/>
-          <w:b/>
-          <w:bCs/>
-          <w:color w:val="0070C0"/>
-        </w:rPr>
-        <w:t>horaProvidencia</w:t>
-      </w:r>
-      <w:proofErr w:type="spellEnd"/>
-      <w:r>
-        <w:rPr>
-          <w:rFonts w:ascii="Times New Roman" w:hAnsi="Times New Roman"/>
-          <w:b/>
-          <w:bCs/>
-          <w:color w:val="0070C0"/>
-        </w:rPr>
-        <w:t>}</w:t>
-      </w:r>
-      <w:r>
-        <w:rPr>
-          <w:rFonts w:ascii="Times New Roman" w:hAnsi="Times New Roman"/>
-        </w:rPr>
-        <w:t xml:space="preserve">. - </w:t>
-      </w:r>
-      <w:r>
-        <w:rPr>
-          <w:rFonts w:ascii="Times New Roman" w:hAnsi="Times New Roman"/>
-          <w:b/>
-        </w:rPr>
-        <w:t xml:space="preserve">VISTOS: </w:t>
-      </w:r>
-      <w:proofErr w:type="spellStart"/>
-      <w:r>
-        <w:rPr>
-          <w:rFonts w:ascii="Times New Roman" w:hAnsi="Times New Roman"/>
-        </w:rPr>
-        <w:t>Mgs</w:t>
-      </w:r>
-      <w:proofErr w:type="spellEnd"/>
-      <w:r>
-        <w:rPr>
-          <w:rFonts w:ascii="Times New Roman" w:hAnsi="Times New Roman"/>
-        </w:rPr>
-        <w:t xml:space="preserve">. Johanna Mariela Vásquez Bravo, en mi calidad de Directora Provincial de Pichincha Encargada y Ejecutor de Coactiva de la Dirección Provincial de Pichincha del Instituto Ecuatoriano de Seguridad Social, designado mediante Acción de Personal Nro. SDNGTH-2025-1902-NJS de 15 de octubre de 2025, que rige a partir del 16 de octubre de 2025; y en virtud de lo dispuesto en los artículos 38, literal a) y 288 de la Ley de Seguridad Social, </w:t>
-      </w:r>
-      <w:r>
-        <w:rPr>
-          <w:rFonts w:ascii="Times New Roman" w:hAnsi="Times New Roman"/>
-          <w:b/>
-        </w:rPr>
-        <w:t xml:space="preserve">AVOCO </w:t>
-      </w:r>
-      <w:r>
-        <w:rPr>
-          <w:rFonts w:ascii="Times New Roman" w:hAnsi="Times New Roman"/>
-        </w:rPr>
-        <w:t xml:space="preserve">conocimiento del procedimiento coactivo Nro. </w:t>
-      </w:r>
-      <w:r>
-        <w:rPr>
-          <w:rFonts w:ascii="Times New Roman" w:hAnsi="Times New Roman"/>
-          <w:b/>
-          <w:bCs/>
-          <w:color w:val="0070C0"/>
-        </w:rPr>
-        <w:t>{</w:t>
-      </w:r>
-      <w:proofErr w:type="spellStart"/>
-      <w:r>
-        <w:rPr>
-          <w:rFonts w:ascii="Times New Roman" w:hAnsi="Times New Roman"/>
-          <w:b/>
-          <w:bCs/>
-          <w:color w:val="0070C0"/>
-        </w:rPr>
-        <w:t>nroProcedimientoCoactivo</w:t>
-      </w:r>
-      <w:proofErr w:type="spellEnd"/>
-      <w:r>
-        <w:rPr>
-          <w:rFonts w:ascii="Times New Roman" w:hAnsi="Times New Roman"/>
-          <w:b/>
-          <w:bCs/>
-          <w:color w:val="0070C0"/>
-        </w:rPr>
-        <w:t>}</w:t>
-      </w:r>
-      <w:r>
-        <w:rPr>
-          <w:rFonts w:ascii="Times New Roman" w:hAnsi="Times New Roman"/>
-        </w:rPr>
-        <w:t xml:space="preserve">, instaurado en contra de </w:t>
-      </w:r>
-      <w:r>
-        <w:rPr>
-          <w:rFonts w:ascii="Times New Roman" w:hAnsi="Times New Roman"/>
-          <w:b/>
-          <w:color w:val="0070C0"/>
-        </w:rPr>
-        <w:t>{</w:t>
-      </w:r>
-      <w:proofErr w:type="spellStart"/>
-      <w:r>
-        <w:rPr>
-          <w:rFonts w:ascii="Times New Roman" w:hAnsi="Times New Roman"/>
-          <w:b/>
-          <w:color w:val="0070C0"/>
-        </w:rPr>
-        <w:t>razonSocial</w:t>
-      </w:r>
-      <w:proofErr w:type="spellEnd"/>
-      <w:r>
-        <w:rPr>
-          <w:rFonts w:ascii="Times New Roman" w:hAnsi="Times New Roman"/>
-          <w:b/>
-          <w:color w:val="0070C0"/>
-        </w:rPr>
-        <w:t>}</w:t>
-      </w:r>
-      <w:r>
-        <w:rPr>
-          <w:rFonts w:ascii="Times New Roman" w:hAnsi="Times New Roman"/>
-        </w:rPr>
-        <w:t xml:space="preserve"> con RUC Nro. </w:t>
-      </w:r>
-      <w:r>
-        <w:rPr>
-          <w:rFonts w:ascii="Times New Roman" w:hAnsi="Times New Roman"/>
-          <w:b/>
-          <w:bCs/>
-          <w:color w:val="0070C0"/>
-        </w:rPr>
-        <w:t>{ruc}</w:t>
-      </w:r>
-      <w:r>
-        <w:rPr>
-          <w:rFonts w:ascii="Times New Roman" w:hAnsi="Times New Roman"/>
-        </w:rPr>
-        <w:t xml:space="preserve"> representado legalmente por </w:t>
-      </w:r>
-      <w:r>
-        <w:rPr>
-          <w:rFonts w:ascii="Times New Roman" w:hAnsi="Times New Roman"/>
-          <w:b/>
-          <w:bCs/>
-          <w:color w:val="0070C0"/>
-        </w:rPr>
-        <w:t>{</w:t>
-      </w:r>
-      <w:proofErr w:type="spellStart"/>
-      <w:r>
-        <w:rPr>
-          <w:rFonts w:ascii="Times New Roman" w:hAnsi="Times New Roman"/>
-          <w:b/>
-          <w:bCs/>
-          <w:color w:val="0070C0"/>
-        </w:rPr>
-        <w:t>representanteLegal</w:t>
-      </w:r>
-      <w:proofErr w:type="spellEnd"/>
-      <w:r>
-        <w:rPr>
-          <w:rFonts w:ascii="Times New Roman" w:hAnsi="Times New Roman"/>
-          <w:b/>
-          <w:bCs/>
-          <w:color w:val="0070C0"/>
-        </w:rPr>
-        <w:t>}</w:t>
-      </w:r>
-      <w:r>
-        <w:rPr>
-          <w:rFonts w:ascii="Times New Roman" w:hAnsi="Times New Roman"/>
-        </w:rPr>
-        <w:t xml:space="preserve"> con cédula de ciudadanía Nro. </w:t>
-      </w:r>
-      <w:r>
-        <w:rPr>
-          <w:rFonts w:ascii="Times New Roman" w:hAnsi="Times New Roman"/>
-          <w:b/>
-          <w:bCs/>
-          <w:color w:val="0070C0"/>
-        </w:rPr>
-        <w:t>{cedula}</w:t>
-      </w:r>
-      <w:r>
-        <w:rPr>
-          <w:rFonts w:ascii="Times New Roman" w:hAnsi="Times New Roman"/>
-        </w:rPr>
-        <w:t xml:space="preserve">.- De la documentación que se agrega al expediente, esta Autoridad </w:t>
-      </w:r>
-      <w:r>
-        <w:rPr>
-          <w:rFonts w:ascii="Times New Roman" w:hAnsi="Times New Roman"/>
-          <w:b/>
-        </w:rPr>
-        <w:t xml:space="preserve">CONSIDERA: </w:t>
-      </w:r>
-      <w:r>
-        <w:rPr>
-          <w:rFonts w:ascii="Times New Roman" w:hAnsi="Times New Roman"/>
-        </w:rPr>
-        <w:t xml:space="preserve">1) Que la glosa, base del título objeto del presente procedimiento coactivo, ha sido oportuna y legalmente notificada a la parte coactivada, otorgando el derecho a impugnarla o, en su defecto, a pagar voluntariamente la obligación dineraria. 2) Ante la falta de pago, se emitió el pertinente título de crédito que contiene la orden de cobro de obligaciones determinadas y actualmente exigibles. 3) Con fundamento en los antecedentes señalados y facultado en lo establecido en los artículos 38, literal a), 75, 287 y 288 de la Ley de Seguridad Social; artículos 267, 279 y 281 del Código Orgánico Administrativo y artículo 183 de la Resolución C.D. 625 emitido por el Consejo Directivo del Instituto Ecuatoriano de Seguridad Social que contiene el "Reglamento de Aseguramiento, Recaudación y Gestión de Cartera del Instituto Ecuatoriano de Seguridad Social", esta Autoridad, </w:t>
-      </w:r>
-      <w:r>
-        <w:rPr>
-          <w:rFonts w:ascii="Times New Roman" w:hAnsi="Times New Roman"/>
-          <w:b/>
-        </w:rPr>
-        <w:t>DISPONE: PRIMERO</w:t>
-      </w:r>
-      <w:r>
-        <w:rPr>
-          <w:rFonts w:ascii="Times New Roman" w:hAnsi="Times New Roman"/>
-        </w:rPr>
-        <w:t xml:space="preserve">.- DICTAR la </w:t>
-      </w:r>
-      <w:r>
-        <w:rPr>
-          <w:rFonts w:ascii="Times New Roman" w:hAnsi="Times New Roman"/>
-          <w:b/>
-        </w:rPr>
-        <w:t xml:space="preserve">ORDEN DE PAGO INMEDIATO </w:t>
-      </w:r>
-      <w:r>
-        <w:rPr>
-          <w:rFonts w:ascii="Times New Roman" w:hAnsi="Times New Roman"/>
-        </w:rPr>
-        <w:t xml:space="preserve">y dar </w:t>
-      </w:r>
-      <w:r>
-        <w:rPr>
-          <w:rFonts w:ascii="Times New Roman" w:hAnsi="Times New Roman"/>
-          <w:b/>
-        </w:rPr>
-        <w:t xml:space="preserve">INICIO </w:t>
-      </w:r>
-      <w:r>
-        <w:rPr>
-          <w:rFonts w:ascii="Times New Roman" w:hAnsi="Times New Roman"/>
-        </w:rPr>
-        <w:t xml:space="preserve">al presente procedimiento coactivo en contra de </w:t>
-      </w:r>
-      <w:r>
-        <w:rPr>
-          <w:rFonts w:ascii="Times New Roman" w:hAnsi="Times New Roman"/>
-          <w:b/>
-          <w:bCs/>
-          <w:color w:val="0070C0"/>
-        </w:rPr>
-        <w:t>{</w:t>
-      </w:r>
-      <w:proofErr w:type="spellStart"/>
-      <w:r>
-        <w:rPr>
-          <w:rFonts w:ascii="Times New Roman" w:hAnsi="Times New Roman"/>
-          <w:b/>
-          <w:bCs/>
-          <w:color w:val="0070C0"/>
-        </w:rPr>
-        <w:t>razonSocial</w:t>
-      </w:r>
-      <w:proofErr w:type="spellEnd"/>
-      <w:r>
-        <w:rPr>
-          <w:rFonts w:ascii="Times New Roman" w:hAnsi="Times New Roman"/>
-          <w:b/>
-          <w:bCs/>
-          <w:color w:val="0070C0"/>
-        </w:rPr>
-        <w:t>}</w:t>
-      </w:r>
-      <w:r>
-        <w:rPr>
-          <w:rFonts w:ascii="Times New Roman" w:hAnsi="Times New Roman"/>
-        </w:rPr>
-        <w:t xml:space="preserve"> con RUC Nro. </w:t>
-      </w:r>
-      <w:r>
-        <w:rPr>
-          <w:rFonts w:ascii="Times New Roman" w:hAnsi="Times New Roman"/>
-          <w:b/>
-          <w:bCs/>
-          <w:color w:val="0070C0"/>
-        </w:rPr>
-        <w:t>{ruc}</w:t>
-      </w:r>
-      <w:r>
-        <w:rPr>
-          <w:rFonts w:ascii="Times New Roman" w:hAnsi="Times New Roman"/>
-        </w:rPr>
-        <w:t xml:space="preserve"> representado legalmente por </w:t>
-      </w:r>
-      <w:r>
-        <w:rPr>
-          <w:rFonts w:ascii="Times New Roman" w:hAnsi="Times New Roman"/>
-          <w:b/>
-          <w:bCs/>
-          <w:color w:val="0070C0"/>
-        </w:rPr>
-        <w:t>{</w:t>
-      </w:r>
-      <w:proofErr w:type="spellStart"/>
-      <w:r>
-        <w:rPr>
-          <w:rFonts w:ascii="Times New Roman" w:hAnsi="Times New Roman"/>
-          <w:b/>
-          <w:bCs/>
-          <w:color w:val="0070C0"/>
-        </w:rPr>
-        <w:t>representanteLegal</w:t>
-      </w:r>
-      <w:proofErr w:type="spellEnd"/>
-      <w:r>
-        <w:rPr>
-          <w:rFonts w:ascii="Times New Roman" w:hAnsi="Times New Roman"/>
-          <w:b/>
-          <w:bCs/>
-          <w:color w:val="0070C0"/>
-        </w:rPr>
-        <w:t>}</w:t>
-      </w:r>
-      <w:r>
-        <w:rPr>
-          <w:rFonts w:ascii="Times New Roman" w:hAnsi="Times New Roman"/>
-        </w:rPr>
-        <w:t xml:space="preserve"> con cédula de ciudadanía Nro. </w:t>
-      </w:r>
-      <w:r>
-        <w:rPr>
-          <w:rFonts w:ascii="Times New Roman" w:hAnsi="Times New Roman"/>
-          <w:b/>
-          <w:bCs/>
-          <w:color w:val="0070C0"/>
-        </w:rPr>
-        <w:t>{cedula}</w:t>
-      </w:r>
-      <w:r>
-        <w:rPr>
-          <w:rFonts w:ascii="Times New Roman" w:hAnsi="Times New Roman"/>
-        </w:rPr>
-        <w:t xml:space="preserve">, quien en calidad de coactivado adeuda al IESS la suma de </w:t>
-      </w:r>
-      <w:r>
-        <w:rPr>
-          <w:rFonts w:ascii="Times New Roman" w:hAnsi="Times New Roman"/>
-          <w:b/>
-          <w:bCs/>
-          <w:color w:val="0070C0"/>
-        </w:rPr>
-        <w:t>{</w:t>
-      </w:r>
-      <w:proofErr w:type="spellStart"/>
-      <w:r>
-        <w:rPr>
-          <w:rFonts w:ascii="Times New Roman" w:hAnsi="Times New Roman"/>
-          <w:b/>
-          <w:bCs/>
-          <w:color w:val="0070C0"/>
-        </w:rPr>
-        <w:t>valorLetrasCapital</w:t>
-      </w:r>
-      <w:proofErr w:type="spellEnd"/>
-      <w:r>
-        <w:rPr>
-          <w:rFonts w:ascii="Times New Roman" w:hAnsi="Times New Roman"/>
-          <w:b/>
-          <w:bCs/>
-          <w:color w:val="0070C0"/>
-        </w:rPr>
-        <w:t>}</w:t>
-      </w:r>
-      <w:r>
-        <w:rPr>
-          <w:rFonts w:ascii="Times New Roman" w:hAnsi="Times New Roman"/>
-          <w:b/>
-          <w:bCs/>
-        </w:rPr>
-        <w:t xml:space="preserve"> (USD </w:t>
-      </w:r>
-      <w:r>
-        <w:rPr>
-          <w:rFonts w:ascii="Times New Roman" w:hAnsi="Times New Roman"/>
-          <w:b/>
-          <w:bCs/>
-          <w:color w:val="0070C0"/>
-        </w:rPr>
-        <w:t>{capital}</w:t>
-      </w:r>
-      <w:r>
-        <w:rPr>
-          <w:rFonts w:ascii="Times New Roman" w:hAnsi="Times New Roman"/>
-          <w:b/>
-          <w:bCs/>
-        </w:rPr>
-        <w:t>)</w:t>
-      </w:r>
-      <w:r>
-        <w:rPr>
-          <w:rFonts w:ascii="Times New Roman" w:hAnsi="Times New Roman"/>
-        </w:rPr>
-        <w:t xml:space="preserve">, más los intereses, multas, costas y honorarios profesionales, que se calcularán a la fecha de pago. </w:t>
-      </w:r>
-      <w:r>
-        <w:rPr>
-          <w:rFonts w:ascii="Times New Roman" w:hAnsi="Times New Roman"/>
-          <w:b/>
-        </w:rPr>
-        <w:t>SEGUNDO</w:t>
-      </w:r>
-      <w:r>
-        <w:rPr>
-          <w:rFonts w:ascii="Times New Roman" w:hAnsi="Times New Roman"/>
-        </w:rPr>
-        <w:t xml:space="preserve">. - De las acciones prejudiciales realizadas se ha obtenido la cancelación del Título de Crédito No. </w:t>
-      </w:r>
-      <w:r>
-        <w:rPr>
-          <w:rFonts w:ascii="Times New Roman" w:hAnsi="Times New Roman"/>
-          <w:b/>
-          <w:bCs/>
-          <w:color w:val="0070C0"/>
-        </w:rPr>
-        <w:t>{</w:t>
-      </w:r>
-      <w:proofErr w:type="spellStart"/>
-      <w:r>
-        <w:rPr>
-          <w:rFonts w:ascii="Times New Roman" w:hAnsi="Times New Roman"/>
-          <w:b/>
-          <w:bCs/>
-          <w:color w:val="0070C0"/>
-        </w:rPr>
-        <w:t>numeroTC</w:t>
-      </w:r>
-      <w:proofErr w:type="spellEnd"/>
-      <w:r>
-        <w:rPr>
-          <w:rFonts w:ascii="Times New Roman" w:hAnsi="Times New Roman"/>
-          <w:b/>
-          <w:bCs/>
-          <w:color w:val="0070C0"/>
-        </w:rPr>
-        <w:t>}</w:t>
-      </w:r>
-      <w:r>
-        <w:rPr>
-          <w:rFonts w:ascii="Times New Roman" w:hAnsi="Times New Roman"/>
-        </w:rPr>
-        <w:t xml:space="preserve">, mediante comprobante No. </w:t>
-      </w:r>
-      <w:r>
-        <w:rPr>
-          <w:rFonts w:ascii="Times New Roman" w:hAnsi="Times New Roman"/>
-          <w:b/>
-          <w:bCs/>
-          <w:color w:val="0070C0"/>
-        </w:rPr>
-        <w:t>{comprobante}</w:t>
-      </w:r>
-      <w:r>
-        <w:rPr>
-          <w:rFonts w:ascii="Times New Roman" w:hAnsi="Times New Roman"/>
-        </w:rPr>
-        <w:t xml:space="preserve"> en fecha </w:t>
-      </w:r>
-      <w:r>
-        <w:rPr>
-          <w:rFonts w:ascii="Times New Roman" w:hAnsi="Times New Roman"/>
-          <w:b/>
-          <w:bCs/>
-          <w:color w:val="0070C0"/>
-        </w:rPr>
-        <w:t>{</w:t>
-      </w:r>
-      <w:proofErr w:type="spellStart"/>
-      <w:r>
-        <w:rPr>
-          <w:rFonts w:ascii="Times New Roman" w:hAnsi="Times New Roman"/>
-          <w:b/>
-          <w:bCs/>
-          <w:color w:val="0070C0"/>
-        </w:rPr>
-        <w:t>fechaCancelacion</w:t>
-      </w:r>
-      <w:proofErr w:type="spellEnd"/>
-      <w:r>
-        <w:rPr>
-          <w:rFonts w:ascii="Times New Roman" w:hAnsi="Times New Roman"/>
-          <w:b/>
-          <w:bCs/>
-          <w:color w:val="0070C0"/>
-        </w:rPr>
-        <w:t>}</w:t>
-      </w:r>
-      <w:r>
-        <w:rPr>
-          <w:rFonts w:ascii="Times New Roman" w:hAnsi="Times New Roman"/>
-        </w:rPr>
-        <w:t xml:space="preserve"> por el valor de </w:t>
-      </w:r>
-      <w:r>
-        <w:rPr>
-          <w:rFonts w:ascii="Times New Roman" w:hAnsi="Times New Roman"/>
-          <w:b/>
-          <w:bCs/>
-          <w:color w:val="0070C0"/>
-        </w:rPr>
-        <w:t>{</w:t>
-      </w:r>
-      <w:proofErr w:type="spellStart"/>
-      <w:r>
-        <w:rPr>
-          <w:rFonts w:ascii="Times New Roman" w:hAnsi="Times New Roman"/>
-          <w:b/>
-          <w:bCs/>
-          <w:color w:val="0070C0"/>
-        </w:rPr>
-        <w:t>valorLetrasCancelacion</w:t>
-      </w:r>
-      <w:proofErr w:type="spellEnd"/>
-      <w:r>
-        <w:rPr>
-          <w:rFonts w:ascii="Times New Roman" w:hAnsi="Times New Roman"/>
-          <w:b/>
-          <w:bCs/>
-          <w:color w:val="0070C0"/>
-        </w:rPr>
-        <w:t>}</w:t>
-      </w:r>
-      <w:r>
-        <w:rPr>
-          <w:rFonts w:ascii="Times New Roman" w:hAnsi="Times New Roman"/>
-        </w:rPr>
-        <w:t xml:space="preserve"> </w:t>
-      </w:r>
-      <w:r>
-        <w:rPr>
-          <w:rFonts w:ascii="Times New Roman" w:hAnsi="Times New Roman"/>
-          <w:b/>
-          <w:bCs/>
-        </w:rPr>
-        <w:t xml:space="preserve">(USD$ </w:t>
-      </w:r>
-      <w:r>
-        <w:rPr>
-          <w:rFonts w:ascii="Times New Roman" w:hAnsi="Times New Roman"/>
-          <w:b/>
-          <w:bCs/>
-          <w:color w:val="0070C0"/>
-        </w:rPr>
-        <w:t>{</w:t>
-      </w:r>
-      <w:proofErr w:type="spellStart"/>
-      <w:r>
-        <w:rPr>
-          <w:rFonts w:ascii="Times New Roman" w:hAnsi="Times New Roman"/>
-          <w:b/>
-          <w:bCs/>
-          <w:color w:val="0070C0"/>
-        </w:rPr>
-        <w:t>cancelacion</w:t>
-      </w:r>
-      <w:proofErr w:type="spellEnd"/>
-      <w:r>
-        <w:rPr>
-          <w:rFonts w:ascii="Times New Roman" w:hAnsi="Times New Roman"/>
-          <w:b/>
-          <w:bCs/>
-          <w:color w:val="0070C0"/>
-        </w:rPr>
-        <w:t>}</w:t>
-      </w:r>
-      <w:r>
-        <w:rPr>
-          <w:rFonts w:ascii="Times New Roman" w:hAnsi="Times New Roman"/>
-          <w:b/>
-          <w:bCs/>
-        </w:rPr>
-        <w:t>)</w:t>
-      </w:r>
-      <w:r>
-        <w:rPr>
-          <w:rFonts w:ascii="Times New Roman" w:hAnsi="Times New Roman"/>
-        </w:rPr>
-        <w:t xml:space="preserve"> conforme se desprende de la liquidación de título de crédito que se agrega al presente procedimiento coactivo. </w:t>
-      </w:r>
-      <w:r>
-        <w:rPr>
-          <w:rFonts w:ascii="Times New Roman" w:hAnsi="Times New Roman"/>
-          <w:b/>
-        </w:rPr>
-        <w:t>TERCERO</w:t>
-      </w:r>
-      <w:r>
-        <w:rPr>
-          <w:rFonts w:ascii="Times New Roman" w:hAnsi="Times New Roman"/>
-        </w:rPr>
-        <w:t xml:space="preserve">. - Toda vez que se ha </w:t>
-      </w:r>
-      <w:r>
-        <w:rPr>
-          <w:rFonts w:ascii="Times New Roman" w:hAnsi="Times New Roman"/>
-          <w:b/>
-        </w:rPr>
-        <w:t xml:space="preserve">PAGADO </w:t>
-      </w:r>
-      <w:r>
-        <w:rPr>
-          <w:rFonts w:ascii="Times New Roman" w:hAnsi="Times New Roman"/>
-        </w:rPr>
-        <w:t xml:space="preserve">la totalidad del Título de Crédito materia del procedimiento coactivo que se ha iniciado, más los intereses, multas, costas y honorarios profesionales, de conformidad a lo dispuesto en el artículo 1583, numeral 2, del Código Civil, se </w:t>
-      </w:r>
-      <w:r>
-        <w:rPr>
-          <w:rFonts w:ascii="Times New Roman" w:hAnsi="Times New Roman"/>
-          <w:b/>
-        </w:rPr>
-        <w:t xml:space="preserve">DECLARA extinguida la obligación </w:t>
-      </w:r>
-      <w:r>
-        <w:rPr>
-          <w:rFonts w:ascii="Times New Roman" w:hAnsi="Times New Roman"/>
-        </w:rPr>
-        <w:t xml:space="preserve">contenida en el título de crédito antes referido. </w:t>
-      </w:r>
-      <w:r>
-        <w:rPr>
-          <w:rFonts w:ascii="Times New Roman" w:hAnsi="Times New Roman"/>
-          <w:b/>
-        </w:rPr>
-        <w:t>CUARTO</w:t>
-      </w:r>
-      <w:r>
-        <w:rPr>
-          <w:rFonts w:ascii="Times New Roman" w:hAnsi="Times New Roman"/>
-        </w:rPr>
-        <w:t xml:space="preserve">. - </w:t>
-      </w:r>
-      <w:r>
-        <w:rPr>
-          <w:rFonts w:ascii="Times New Roman" w:hAnsi="Times New Roman"/>
-          <w:b/>
-        </w:rPr>
-        <w:t xml:space="preserve">VERIFICAR </w:t>
-      </w:r>
-      <w:r>
-        <w:rPr>
-          <w:rFonts w:ascii="Times New Roman" w:hAnsi="Times New Roman"/>
-        </w:rPr>
-        <w:t xml:space="preserve">la pertinencia del pago de honorarios profesionales, una vez que </w:t>
-      </w:r>
-      <w:r>
-        <w:rPr>
-          <w:rFonts w:ascii="Times New Roman" w:hAnsi="Times New Roman"/>
-          <w:b/>
-          <w:bCs/>
-          <w:color w:val="0070C0"/>
-        </w:rPr>
-        <w:t xml:space="preserve">{pronombre} </w:t>
-      </w:r>
-      <w:proofErr w:type="spellStart"/>
-      <w:r>
-        <w:rPr>
-          <w:rFonts w:ascii="Times New Roman" w:hAnsi="Times New Roman"/>
-          <w:b/>
-          <w:bCs/>
-          <w:color w:val="0070C0"/>
-        </w:rPr>
-        <w:t>s</w:t>
-      </w:r>
-      <w:r>
-        <w:rPr>
-          <w:rFonts w:ascii="Times New Roman" w:hAnsi="Times New Roman"/>
-          <w:b/>
-          <w:bCs/>
-          <w:color w:val="0070C0"/>
-        </w:rPr>
-        <w:t>ecretari</w:t>
-      </w:r>
-      <w:proofErr w:type="spellEnd"/>
-      <w:r>
-        <w:rPr>
-          <w:rFonts w:ascii="Times New Roman" w:hAnsi="Times New Roman"/>
-          <w:b/>
-          <w:bCs/>
-          <w:color w:val="0070C0"/>
-        </w:rPr>
-        <w:t xml:space="preserve">{genero} </w:t>
-      </w:r>
-      <w:r>
-        <w:rPr>
-          <w:rFonts w:ascii="Times New Roman" w:hAnsi="Times New Roman"/>
-          <w:b/>
-          <w:bCs/>
-          <w:color w:val="0070C0"/>
-        </w:rPr>
-        <w:t>a</w:t>
-      </w:r>
-      <w:r>
-        <w:rPr>
-          <w:rFonts w:ascii="Times New Roman" w:hAnsi="Times New Roman"/>
-          <w:b/>
-          <w:bCs/>
-          <w:color w:val="0070C0"/>
-        </w:rPr>
-        <w:t>bogad{genero}</w:t>
-      </w:r>
-      <w:r>
-        <w:rPr>
-          <w:rFonts w:ascii="Times New Roman" w:hAnsi="Times New Roman"/>
-        </w:rPr>
-        <w:t xml:space="preserve"> </w:t>
-      </w:r>
-      <w:proofErr w:type="spellStart"/>
-      <w:r>
-        <w:rPr>
-          <w:rFonts w:ascii="Times New Roman" w:hAnsi="Times New Roman"/>
-        </w:rPr>
-        <w:t>extern</w:t>
-      </w:r>
-      <w:proofErr w:type="spellEnd"/>
-      <w:r>
-        <w:rPr>
-          <w:rFonts w:ascii="Times New Roman" w:hAnsi="Times New Roman"/>
-        </w:rPr>
-        <w:t>{genero}</w:t>
-      </w:r>
-      <w:r>
-        <w:rPr>
-          <w:rFonts w:ascii="Times New Roman" w:hAnsi="Times New Roman"/>
-        </w:rPr>
-        <w:t xml:space="preserve"> lo solicite, conforme la normativa vigente a la fecha de </w:t>
-      </w:r>
-      <w:r>
-        <w:rPr>
-          <w:rFonts w:ascii="Times New Roman" w:hAnsi="Times New Roman"/>
-        </w:rPr>
-        <w:t>cancelación. -</w:t>
-      </w:r>
-      <w:r>
-        <w:rPr>
-          <w:rFonts w:ascii="Times New Roman" w:hAnsi="Times New Roman"/>
-        </w:rPr>
-        <w:t xml:space="preserve"> </w:t>
-      </w:r>
-      <w:r>
-        <w:rPr>
-          <w:rFonts w:ascii="Times New Roman" w:hAnsi="Times New Roman"/>
-          <w:b/>
-        </w:rPr>
-        <w:t>QUINTO</w:t>
-      </w:r>
-      <w:r>
-        <w:rPr>
-          <w:rFonts w:ascii="Times New Roman" w:hAnsi="Times New Roman"/>
-        </w:rPr>
-        <w:t xml:space="preserve">. - </w:t>
-      </w:r>
-      <w:r>
-        <w:rPr>
-          <w:rFonts w:ascii="Times New Roman" w:hAnsi="Times New Roman"/>
-          <w:b/>
-        </w:rPr>
-        <w:t xml:space="preserve">ORDENAR </w:t>
-      </w:r>
-      <w:r>
-        <w:rPr>
-          <w:rFonts w:ascii="Times New Roman" w:hAnsi="Times New Roman"/>
-        </w:rPr>
-        <w:t xml:space="preserve">el archivo del procedimiento coactivo. - Actúe como </w:t>
-      </w:r>
-      <w:bookmarkStart w:id="0" w:name="_Hlk214867624"/>
-      <w:proofErr w:type="spellStart"/>
-      <w:r>
-        <w:rPr>
-          <w:rFonts w:ascii="Times New Roman" w:hAnsi="Times New Roman"/>
-        </w:rPr>
-        <w:t>s</w:t>
-      </w:r>
-      <w:r>
-        <w:rPr>
-          <w:rFonts w:ascii="Times New Roman" w:hAnsi="Times New Roman"/>
-        </w:rPr>
-        <w:t>ecretari</w:t>
-      </w:r>
-      <w:proofErr w:type="spellEnd"/>
-      <w:r>
-        <w:rPr>
-          <w:rFonts w:ascii="Times New Roman" w:hAnsi="Times New Roman"/>
-        </w:rPr>
-        <w:t xml:space="preserve">{genero} </w:t>
-      </w:r>
-      <w:r>
-        <w:rPr>
-          <w:rFonts w:ascii="Times New Roman" w:hAnsi="Times New Roman"/>
-        </w:rPr>
-        <w:t>a</w:t>
-      </w:r>
-      <w:r>
-        <w:rPr>
-          <w:rFonts w:ascii="Times New Roman" w:hAnsi="Times New Roman"/>
-        </w:rPr>
-        <w:t xml:space="preserve">bogad{genero} </w:t>
-      </w:r>
-      <w:r>
-        <w:rPr>
-          <w:rFonts w:ascii="Times New Roman" w:hAnsi="Times New Roman"/>
-          <w:b/>
-          <w:bCs/>
-          <w:color w:val="0070C0"/>
-        </w:rPr>
-        <w:t>{pronombre}</w:t>
-      </w:r>
-      <w:r>
-        <w:rPr>
-          <w:rFonts w:ascii="Times New Roman" w:hAnsi="Times New Roman"/>
-          <w:color w:val="0070C0"/>
-        </w:rPr>
-        <w:t xml:space="preserve"> </w:t>
-      </w:r>
-      <w:r>
-        <w:rPr>
-          <w:rFonts w:ascii="Times New Roman" w:hAnsi="Times New Roman"/>
-          <w:b/>
-          <w:bCs/>
-          <w:color w:val="0070C0"/>
-        </w:rPr>
-        <w:t>{</w:t>
-      </w:r>
-      <w:proofErr w:type="spellStart"/>
-      <w:r>
-        <w:rPr>
-          <w:rFonts w:ascii="Times New Roman" w:hAnsi="Times New Roman"/>
-          <w:b/>
-          <w:bCs/>
-          <w:color w:val="0070C0"/>
-        </w:rPr>
-        <w:t>abogadoNombreMinusculas</w:t>
-      </w:r>
-      <w:proofErr w:type="spellEnd"/>
-      <w:r>
-        <w:rPr>
-          <w:rFonts w:ascii="Times New Roman" w:hAnsi="Times New Roman"/>
-          <w:b/>
-          <w:bCs/>
-          <w:color w:val="0070C0"/>
-        </w:rPr>
-        <w:t>}</w:t>
-      </w:r>
       <w:bookmarkEnd w:id="0"/>
       <w:r>
         <w:rPr>
           <w:rFonts w:ascii="Times New Roman" w:hAnsi="Times New Roman"/>
         </w:rPr>
-        <w:t xml:space="preserve">, quien hallándose presente acepta el cargo y jura desempeñarlo fiel y legalmente, firmando para constancia con </w:t>
-      </w:r>
-      <w:r>
-        <w:rPr>
-          <w:rFonts w:ascii="Times New Roman" w:hAnsi="Times New Roman"/>
-        </w:rPr>
-        <w:t xml:space="preserve">la </w:t>
-      </w:r>
-      <w:proofErr w:type="gramStart"/>
-      <w:r>
-        <w:rPr>
-          <w:rFonts w:ascii="Times New Roman" w:hAnsi="Times New Roman"/>
-        </w:rPr>
-        <w:t>Directora Provincial</w:t>
-      </w:r>
-      <w:proofErr w:type="gramEnd"/>
-      <w:r>
-        <w:rPr>
-          <w:rFonts w:ascii="Times New Roman" w:hAnsi="Times New Roman"/>
-        </w:rPr>
-        <w:t xml:space="preserve"> de Pichincha Encargada y/o Ejecutor de Coactiva. - </w:t>
-      </w:r>
-      <w:r>
-        <w:rPr>
-          <w:rFonts w:ascii="Times New Roman" w:hAnsi="Times New Roman"/>
-          <w:b/>
-        </w:rPr>
-        <w:t>CÚMPLASE y NOTIFÍQUESE.</w:t>
+        <w:t xml:space="preserve">, quien hallándose presente acepta el cargo y jura desempeñarlo fiel y legalmente, firmando para constancia </w:t>
+      </w:r>
+      <w:r>
+        <w:rPr>
+          <w:rFonts w:ascii="Times New Roman" w:hAnsi="Times New Roman"/>
+        </w:rPr>
+        <w:t>con</w:t>
+      </w:r>
+      <w:r>
+        <w:rPr>
+          <w:rFonts w:ascii="Times New Roman" w:hAnsi="Times New Roman"/>
+        </w:rPr>
+        <w:t xml:space="preserve"> el</w:t>
+      </w:r>
+      <w:r>
+        <w:rPr>
+          <w:rFonts w:ascii="Times New Roman" w:hAnsi="Times New Roman"/>
+        </w:rPr>
+        <w:t xml:space="preserve"> Director Provincial de Pichincha Encargad</w:t>
+      </w:r>
+      <w:r>
+        <w:rPr>
+          <w:rFonts w:ascii="Times New Roman" w:hAnsi="Times New Roman"/>
+        </w:rPr>
+        <w:t>o</w:t>
+      </w:r>
+      <w:r>
+        <w:rPr>
+          <w:rFonts w:ascii="Times New Roman" w:hAnsi="Times New Roman"/>
+        </w:rPr>
+        <w:t xml:space="preserve"> y/o Ejecutor de Coactiva. - </w:t>
+      </w:r>
+      <w:r>
+        <w:rPr>
+          <w:rFonts w:ascii="Times New Roman" w:hAnsi="Times New Roman"/>
+          <w:b/>
+        </w:rPr>
+        <w:t>CÚMPLASE y NOTIFÍQUESE</w:t>
+      </w:r>
+      <w:r>
+        <w:rPr>
+          <w:rFonts w:ascii="Times New Roman" w:hAnsi="Times New Roman"/>
+          <w:b/>
+        </w:rPr>
+        <w:t>.</w:t>
       </w:r>
     </w:p>
     <w:p>
@@ -1005,19 +809,31 @@
           <w:bCs/>
         </w:rPr>
       </w:pPr>
-      <w:proofErr w:type="spellStart"/>
+      <w:bookmarkStart w:id="1" w:name="_Hlk218587917"/>
+      <w:r>
+        <w:rPr>
+          <w:rFonts w:ascii="Times New Roman" w:hAnsi="Times New Roman"/>
+        </w:rPr>
+        <w:t xml:space="preserve">Ing. Benítez Estrella Christian </w:t>
+      </w:r>
+      <w:bookmarkEnd w:id="1"/>
+      <w:r>
+        <w:rPr>
+          <w:rFonts w:ascii="Times New Roman" w:hAnsi="Times New Roman"/>
+        </w:rPr>
+        <w:t>Sebastián</w:t>
+      </w:r>
       <w:r>
         <w:rPr>
           <w:rFonts w:ascii="Times New Roman" w:hAnsi="Times New Roman" w:cs="Times New Roman"/>
         </w:rPr>
-        <w:t>Mgs</w:t>
-      </w:r>
-      <w:proofErr w:type="spellEnd"/>
+        <w:t>.</w:t>
+      </w:r>
       <w:r>
         <w:rPr>
           <w:rFonts w:ascii="Times New Roman" w:hAnsi="Times New Roman" w:cs="Times New Roman"/>
         </w:rPr>
-        <w:t>. Johanna Mariela Vásquez Bravo.</w:t>
+        <w:tab/>
       </w:r>
       <w:r>
         <w:rPr>
@@ -1029,19 +845,7 @@
         <w:rPr>
           <w:rFonts w:ascii="Times New Roman" w:hAnsi="Times New Roman" w:cs="Times New Roman"/>
         </w:rPr>
-        <w:tab/>
-      </w:r>
-      <w:r>
-        <w:rPr>
-          <w:rFonts w:ascii="Times New Roman" w:hAnsi="Times New Roman" w:cs="Times New Roman"/>
-        </w:rPr>
-        <w:tab/>
-      </w:r>
-      <w:r>
-        <w:rPr>
-          <w:rFonts w:ascii="Times New Roman" w:hAnsi="Times New Roman" w:cs="Times New Roman"/>
-        </w:rPr>
-        <w:tab/>
+        <w:t xml:space="preserve">             </w:t>
       </w:r>
       <w:r>
         <w:rPr>
@@ -1050,7 +854,6 @@
         </w:rPr>
         <w:t>{</w:t>
       </w:r>
-      <w:proofErr w:type="spellStart"/>
       <w:r>
         <w:rPr>
           <w:rFonts w:ascii="Times New Roman" w:hAnsi="Times New Roman"/>
@@ -1058,7 +861,6 @@
         </w:rPr>
         <w:t>abogadoNombreMinusculas</w:t>
       </w:r>
-      <w:proofErr w:type="spellEnd"/>
       <w:r>
         <w:rPr>
           <w:rFonts w:ascii="Times New Roman" w:hAnsi="Times New Roman"/>
@@ -1126,27 +928,7 @@
           <w:bCs/>
           <w:color w:val="0070C0"/>
         </w:rPr>
-        <w:t>{</w:t>
-      </w:r>
-      <w:proofErr w:type="spellStart"/>
-      <w:r>
-        <w:rPr>
-          <w:rFonts w:ascii="Times New Roman" w:hAnsi="Times New Roman"/>
-          <w:b/>
-          <w:bCs/>
-          <w:color w:val="0070C0"/>
-        </w:rPr>
-        <w:t>fechaProvidencia</w:t>
-      </w:r>
-      <w:proofErr w:type="spellEnd"/>
-      <w:r>
-        <w:rPr>
-          <w:rFonts w:ascii="Times New Roman" w:hAnsi="Times New Roman"/>
-          <w:b/>
-          <w:bCs/>
-          <w:color w:val="0070C0"/>
-        </w:rPr>
-        <w:t>}</w:t>
+        <w:t>{fechaProvidencia}</w:t>
       </w:r>
       <w:r>
         <w:rPr>
@@ -1204,7 +986,6 @@
         </w:rPr>
         <w:t>{</w:t>
       </w:r>
-      <w:proofErr w:type="spellStart"/>
       <w:r>
         <w:rPr>
           <w:rFonts w:ascii="Times New Roman" w:hAnsi="Times New Roman"/>
@@ -1212,7 +993,6 @@
         </w:rPr>
         <w:t>abogadoNombreMinusculas</w:t>
       </w:r>
-      <w:proofErr w:type="spellEnd"/>
       <w:r>
         <w:rPr>
           <w:rFonts w:ascii="Times New Roman" w:hAnsi="Times New Roman"/>
